--- a/manuscripts/table4.docx
+++ b/manuscripts/table4.docx
@@ -253,31 +253,31 @@
                 <w:rFonts w:ascii="Calibri" w:hAnsi="Calibri"/>
                 <w:sz w:val="20"/>
               </w:rPr>
-              <w:t xml:space="default">0.43</w:t>
-            </w:r>
-          </w:p>
-        </w:tc>
-        <w:tc>
-          <w:tcPr>
-            <w:tcBorders>
-              <w:top w:val="single" w:space="0" w:color="D3D3D3"/>
-              <w:bottom w:val="single" w:space="0" w:color="D3D3D3"/>
-              <w:start w:val="single" w:space="0" w:color="D3D3D3"/>
-              <w:end w:val="single" w:space="0" w:color="D3D3D3"/>
-            </w:tcBorders>
-          </w:tcPr>
-          <w:p>
-            <w:pPr>
-              <w:spacing w:before="0" w:after="60"/>
-              <w:keepNext/>
-              <w:jc w:val="start"/>
-            </w:pPr>
-            <w:r>
-              <w:rPr>
-                <w:rFonts w:ascii="Calibri" w:hAnsi="Calibri"/>
-                <w:sz w:val="20"/>
-              </w:rPr>
-              <w:t xml:space="default">0.05</w:t>
+              <w:t xml:space="default">0.42</w:t>
+            </w:r>
+          </w:p>
+        </w:tc>
+        <w:tc>
+          <w:tcPr>
+            <w:tcBorders>
+              <w:top w:val="single" w:space="0" w:color="D3D3D3"/>
+              <w:bottom w:val="single" w:space="0" w:color="D3D3D3"/>
+              <w:start w:val="single" w:space="0" w:color="D3D3D3"/>
+              <w:end w:val="single" w:space="0" w:color="D3D3D3"/>
+            </w:tcBorders>
+          </w:tcPr>
+          <w:p>
+            <w:pPr>
+              <w:spacing w:before="0" w:after="60"/>
+              <w:keepNext/>
+              <w:jc w:val="start"/>
+            </w:pPr>
+            <w:r>
+              <w:rPr>
+                <w:rFonts w:ascii="Calibri" w:hAnsi="Calibri"/>
+                <w:sz w:val="20"/>
+              </w:rPr>
+              <w:t xml:space="default">0.06</w:t>
             </w:r>
           </w:p>
         </w:tc>
@@ -457,7 +457,7 @@
                 <w:rFonts w:ascii="Calibri" w:hAnsi="Calibri"/>
                 <w:sz w:val="20"/>
               </w:rPr>
-              <w:t xml:space="default">1.44 (1.2 - 1.72)</w:t>
+              <w:t xml:space="default">1.43 (1.2 - 1.71)</w:t>
             </w:r>
           </w:p>
         </w:tc>
@@ -655,7 +655,7 @@
                 <w:rFonts w:ascii="Calibri" w:hAnsi="Calibri"/>
                 <w:sz w:val="20"/>
               </w:rPr>
-              <w:t xml:space="default">0.11</w:t>
+              <w:t xml:space="default">0.10</w:t>
             </w:r>
           </w:p>
         </w:tc>
@@ -709,7 +709,7 @@
                 <w:rFonts w:ascii="Calibri" w:hAnsi="Calibri"/>
                 <w:sz w:val="20"/>
               </w:rPr>
-              <w:t xml:space="default">1.24 (1.04 - 1.48)</w:t>
+              <w:t xml:space="default">1.24 (1.05 - 1.48)</w:t>
             </w:r>
           </w:p>
         </w:tc>
@@ -835,7 +835,7 @@
                 <w:rFonts w:ascii="Calibri" w:hAnsi="Calibri"/>
                 <w:sz w:val="20"/>
               </w:rPr>
-              <w:t xml:space="default">1.16 (0.97 - 1.38)</w:t>
+              <w:t xml:space="default">1.16 (0.98 - 1.38)</w:t>
             </w:r>
           </w:p>
         </w:tc>
@@ -883,7 +883,7 @@
                 <w:rFonts w:ascii="Calibri" w:hAnsi="Calibri"/>
                 <w:sz w:val="20"/>
               </w:rPr>
-              <w:t xml:space="default">0.35</w:t>
+              <w:t xml:space="default">0.36</w:t>
             </w:r>
           </w:p>
         </w:tc>
@@ -961,7 +961,7 @@
                 <w:rFonts w:ascii="Calibri" w:hAnsi="Calibri"/>
                 <w:sz w:val="20"/>
               </w:rPr>
-              <w:t xml:space="default">0.95 (0.88 - 1.04)</w:t>
+              <w:t xml:space="default">0.95 (0.88 - 1.03)</w:t>
             </w:r>
           </w:p>
         </w:tc>

--- a/manuscripts/table4.docx
+++ b/manuscripts/table4.docx
@@ -277,7 +277,7 @@
                 <w:rFonts w:ascii="Calibri" w:hAnsi="Calibri"/>
                 <w:sz w:val="20"/>
               </w:rPr>
-              <w:t xml:space="default">0.06</w:t>
+              <w:t xml:space="default">0.05</w:t>
             </w:r>
           </w:p>
         </w:tc>
@@ -331,7 +331,7 @@
                 <w:rFonts w:ascii="Calibri" w:hAnsi="Calibri"/>
                 <w:sz w:val="20"/>
               </w:rPr>
-              <w:t xml:space="default">1.44 (1.2 - 1.71)</w:t>
+              <w:t xml:space="default">1.43 (1.2 - 1.71)</w:t>
             </w:r>
           </w:p>
         </w:tc>
@@ -457,7 +457,7 @@
                 <w:rFonts w:ascii="Calibri" w:hAnsi="Calibri"/>
                 <w:sz w:val="20"/>
               </w:rPr>
-              <w:t xml:space="default">1.43 (1.2 - 1.71)</w:t>
+              <w:t xml:space="default">1.43 (1.2 - 1.72)</w:t>
             </w:r>
           </w:p>
         </w:tc>
@@ -583,7 +583,7 @@
                 <w:rFonts w:ascii="Calibri" w:hAnsi="Calibri"/>
                 <w:sz w:val="20"/>
               </w:rPr>
-              <w:t xml:space="default">1.17 (0.98 - 1.39)</w:t>
+              <w:t xml:space="default">1.17 (0.99 - 1.38)</w:t>
             </w:r>
           </w:p>
         </w:tc>
@@ -655,7 +655,7 @@
                 <w:rFonts w:ascii="Calibri" w:hAnsi="Calibri"/>
                 <w:sz w:val="20"/>
               </w:rPr>
-              <w:t xml:space="default">0.10</w:t>
+              <w:t xml:space="default">0.11</w:t>
             </w:r>
           </w:p>
         </w:tc>
@@ -835,7 +835,7 @@
                 <w:rFonts w:ascii="Calibri" w:hAnsi="Calibri"/>
                 <w:sz w:val="20"/>
               </w:rPr>
-              <w:t xml:space="default">1.16 (0.98 - 1.38)</w:t>
+              <w:t xml:space="default">1.16 (0.97 - 1.38)</w:t>
             </w:r>
           </w:p>
         </w:tc>
@@ -883,7 +883,7 @@
                 <w:rFonts w:ascii="Calibri" w:hAnsi="Calibri"/>
                 <w:sz w:val="20"/>
               </w:rPr>
-              <w:t xml:space="default">0.36</w:t>
+              <w:t xml:space="default">0.35</w:t>
             </w:r>
           </w:p>
         </w:tc>
@@ -1051,7 +1051,7 @@
                 <w:rFonts w:ascii="Calibri" w:hAnsi="Calibri"/>
                 <w:sz w:val="20"/>
               </w:rPr>
-              <w:t xml:space="default">0.53</w:t>
+              <w:t xml:space="default">0.52</w:t>
             </w:r>
           </w:p>
         </w:tc>

--- a/manuscripts/table4.docx
+++ b/manuscripts/table4.docx
@@ -205,7 +205,7 @@
                 <w:rFonts w:ascii="Calibri" w:hAnsi="Calibri"/>
                 <w:sz w:val="20"/>
               </w:rPr>
-              <w:t xml:space="default">1.18 (1.02 - 1.37)</w:t>
+              <w:t xml:space="default">1.18 (1.02 - 1.36)</w:t>
             </w:r>
           </w:p>
         </w:tc>
@@ -253,31 +253,31 @@
                 <w:rFonts w:ascii="Calibri" w:hAnsi="Calibri"/>
                 <w:sz w:val="20"/>
               </w:rPr>
-              <w:t xml:space="default">0.42</w:t>
-            </w:r>
-          </w:p>
-        </w:tc>
-        <w:tc>
-          <w:tcPr>
-            <w:tcBorders>
-              <w:top w:val="single" w:space="0" w:color="D3D3D3"/>
-              <w:bottom w:val="single" w:space="0" w:color="D3D3D3"/>
-              <w:start w:val="single" w:space="0" w:color="D3D3D3"/>
-              <w:end w:val="single" w:space="0" w:color="D3D3D3"/>
-            </w:tcBorders>
-          </w:tcPr>
-          <w:p>
-            <w:pPr>
-              <w:spacing w:before="0" w:after="60"/>
-              <w:keepNext/>
-              <w:jc w:val="start"/>
-            </w:pPr>
-            <w:r>
-              <w:rPr>
-                <w:rFonts w:ascii="Calibri" w:hAnsi="Calibri"/>
-                <w:sz w:val="20"/>
-              </w:rPr>
-              <w:t xml:space="default">0.05</w:t>
+              <w:t xml:space="default">0.40</w:t>
+            </w:r>
+          </w:p>
+        </w:tc>
+        <w:tc>
+          <w:tcPr>
+            <w:tcBorders>
+              <w:top w:val="single" w:space="0" w:color="D3D3D3"/>
+              <w:bottom w:val="single" w:space="0" w:color="D3D3D3"/>
+              <w:start w:val="single" w:space="0" w:color="D3D3D3"/>
+              <w:end w:val="single" w:space="0" w:color="D3D3D3"/>
+            </w:tcBorders>
+          </w:tcPr>
+          <w:p>
+            <w:pPr>
+              <w:spacing w:before="0" w:after="60"/>
+              <w:keepNext/>
+              <w:jc w:val="start"/>
+            </w:pPr>
+            <w:r>
+              <w:rPr>
+                <w:rFonts w:ascii="Calibri" w:hAnsi="Calibri"/>
+                <w:sz w:val="20"/>
+              </w:rPr>
+              <w:t xml:space="default">0.06</w:t>
             </w:r>
           </w:p>
         </w:tc>
